--- a/version-3/dept-timetables/DS_Sem1_TimeTable_styled.docx
+++ b/version-3/dept-timetables/DS_Sem1_TimeTable_styled.docx
@@ -691,7 +691,7 @@
                 <w:b w:val="0"/>
                 <w:sz w:val="15"/>
               </w:rPr>
-              <w:t>D-308</w:t>
+              <w:t>D-512</w:t>
             </w:r>
           </w:p>
         </w:tc>
@@ -1474,7 +1474,7 @@
                 <w:b/>
                 <w:sz w:val="15"/>
               </w:rPr>
-              <w:t>FDA</w:t>
+              <w:t>EP</w:t>
             </w:r>
           </w:p>
           <w:p>
@@ -1487,7 +1487,7 @@
                 <w:b w:val="0"/>
                 <w:sz w:val="15"/>
               </w:rPr>
-              <w:t>Dr. Yugandhar T</w:t>
+              <w:t>Dr.P.Raghupathi Reddy</w:t>
             </w:r>
           </w:p>
           <w:p>
@@ -1556,7 +1556,7 @@
                 <w:b/>
                 <w:sz w:val="15"/>
               </w:rPr>
-              <w:t>EP</w:t>
+              <w:t>FDA</w:t>
             </w:r>
           </w:p>
           <w:p>
@@ -1569,7 +1569,7 @@
                 <w:b w:val="0"/>
                 <w:sz w:val="15"/>
               </w:rPr>
-              <w:t>Dr.P.Raghupathi Reddy</w:t>
+              <w:t>Dr. Yugandhar T</w:t>
             </w:r>
           </w:p>
           <w:p>
